--- a/assets/1 thành viên/04. DSCSH hưởng lợi.docx
+++ b/assets/1 thành viên/04. DSCSH hưởng lợi.docx
@@ -4,7 +4,7 @@
   <w:body>
     <w:p>
       <w:pPr>
-        <w:spacing w:before="240" w:after="240" w:line="264" w:lineRule="auto"/>
+        <w:spacing w:after="0" w:line="300" w:lineRule="auto"/>
         <w:jc w:val="center"/>
         <w:outlineLvl w:val="0"/>
         <w:rPr>
@@ -54,6 +54,7 @@
           </w:tcPr>
           <w:p>
             <w:pPr>
+              <w:spacing w:line="300" w:lineRule="auto"/>
               <w:jc w:val="center"/>
               <w:rPr>
                 <w:b/>
@@ -81,6 +82,7 @@
           </w:tcPr>
           <w:p>
             <w:pPr>
+              <w:spacing w:line="300" w:lineRule="auto"/>
               <w:jc w:val="center"/>
               <w:rPr>
                 <w:b/>
@@ -108,6 +110,7 @@
           </w:tcPr>
           <w:p>
             <w:pPr>
+              <w:spacing w:line="300" w:lineRule="auto"/>
               <w:jc w:val="center"/>
               <w:rPr>
                 <w:b/>
@@ -135,6 +138,7 @@
           </w:tcPr>
           <w:p>
             <w:pPr>
+              <w:spacing w:line="300" w:lineRule="auto"/>
               <w:jc w:val="center"/>
               <w:rPr>
                 <w:b/>
@@ -163,6 +167,7 @@
           </w:tcPr>
           <w:p>
             <w:pPr>
+              <w:spacing w:line="300" w:lineRule="auto"/>
               <w:jc w:val="center"/>
               <w:rPr>
                 <w:b/>
@@ -192,6 +197,7 @@
           </w:tcPr>
           <w:p>
             <w:pPr>
+              <w:spacing w:line="300" w:lineRule="auto"/>
               <w:jc w:val="center"/>
               <w:rPr>
                 <w:b/>
@@ -220,6 +226,7 @@
           </w:tcPr>
           <w:p>
             <w:pPr>
+              <w:spacing w:line="300" w:lineRule="auto"/>
               <w:jc w:val="center"/>
               <w:rPr>
                 <w:b/>
@@ -258,6 +265,7 @@
           </w:tcPr>
           <w:p>
             <w:pPr>
+              <w:spacing w:line="300" w:lineRule="auto"/>
               <w:jc w:val="center"/>
               <w:rPr>
                 <w:b/>
@@ -295,6 +303,7 @@
           </w:tcPr>
           <w:p>
             <w:pPr>
+              <w:spacing w:line="300" w:lineRule="auto"/>
               <w:jc w:val="center"/>
               <w:rPr>
                 <w:b/>
@@ -333,6 +342,7 @@
           </w:tcPr>
           <w:p>
             <w:pPr>
+              <w:spacing w:line="300" w:lineRule="auto"/>
               <w:jc w:val="center"/>
               <w:rPr>
                 <w:b/>
@@ -367,6 +377,7 @@
           </w:tcPr>
           <w:p>
             <w:pPr>
+              <w:spacing w:line="300" w:lineRule="auto"/>
               <w:jc w:val="center"/>
               <w:rPr>
                 <w:b/>
@@ -384,6 +395,7 @@
           </w:tcPr>
           <w:p>
             <w:pPr>
+              <w:spacing w:line="300" w:lineRule="auto"/>
               <w:jc w:val="center"/>
               <w:rPr>
                 <w:b/>
@@ -401,6 +413,7 @@
           </w:tcPr>
           <w:p>
             <w:pPr>
+              <w:spacing w:line="300" w:lineRule="auto"/>
               <w:jc w:val="center"/>
               <w:rPr>
                 <w:b/>
@@ -418,6 +431,7 @@
           </w:tcPr>
           <w:p>
             <w:pPr>
+              <w:spacing w:line="300" w:lineRule="auto"/>
               <w:jc w:val="center"/>
               <w:rPr>
                 <w:b/>
@@ -435,6 +449,7 @@
           </w:tcPr>
           <w:p>
             <w:pPr>
+              <w:spacing w:line="300" w:lineRule="auto"/>
               <w:jc w:val="center"/>
               <w:rPr>
                 <w:b/>
@@ -452,6 +467,7 @@
           </w:tcPr>
           <w:p>
             <w:pPr>
+              <w:spacing w:line="300" w:lineRule="auto"/>
               <w:jc w:val="center"/>
               <w:rPr>
                 <w:b/>
@@ -469,6 +485,7 @@
           </w:tcPr>
           <w:p>
             <w:pPr>
+              <w:spacing w:line="300" w:lineRule="auto"/>
               <w:jc w:val="center"/>
               <w:rPr>
                 <w:b/>
@@ -486,6 +503,7 @@
           </w:tcPr>
           <w:p>
             <w:pPr>
+              <w:spacing w:line="300" w:lineRule="auto"/>
               <w:jc w:val="center"/>
               <w:rPr>
                 <w:b/>
@@ -502,6 +520,7 @@
           </w:tcPr>
           <w:p>
             <w:pPr>
+              <w:spacing w:line="300" w:lineRule="auto"/>
               <w:jc w:val="center"/>
               <w:rPr>
                 <w:b/>
@@ -528,6 +547,7 @@
           </w:tcPr>
           <w:p>
             <w:pPr>
+              <w:spacing w:line="300" w:lineRule="auto"/>
               <w:jc w:val="center"/>
               <w:rPr>
                 <w:b/>
@@ -564,6 +584,7 @@
           </w:tcPr>
           <w:p>
             <w:pPr>
+              <w:spacing w:line="300" w:lineRule="auto"/>
               <w:jc w:val="center"/>
               <w:rPr>
                 <w:b/>
@@ -591,6 +612,7 @@
           </w:tcPr>
           <w:p>
             <w:pPr>
+              <w:spacing w:line="300" w:lineRule="auto"/>
               <w:jc w:val="center"/>
               <w:rPr>
                 <w:sz w:val="22"/>
@@ -611,6 +633,7 @@
           </w:tcPr>
           <w:p>
             <w:pPr>
+              <w:spacing w:line="300" w:lineRule="auto"/>
               <w:jc w:val="center"/>
               <w:rPr>
                 <w:b/>
@@ -636,6 +659,7 @@
           </w:tcPr>
           <w:p>
             <w:pPr>
+              <w:spacing w:line="300" w:lineRule="auto"/>
               <w:jc w:val="center"/>
               <w:rPr>
                 <w:b/>
@@ -661,6 +685,7 @@
           </w:tcPr>
           <w:p>
             <w:pPr>
+              <w:spacing w:line="300" w:lineRule="auto"/>
               <w:jc w:val="center"/>
               <w:rPr>
                 <w:b/>
@@ -686,6 +711,7 @@
           </w:tcPr>
           <w:p>
             <w:pPr>
+              <w:spacing w:line="300" w:lineRule="auto"/>
               <w:jc w:val="center"/>
               <w:rPr>
                 <w:b/>
@@ -711,6 +737,7 @@
           </w:tcPr>
           <w:p>
             <w:pPr>
+              <w:spacing w:line="300" w:lineRule="auto"/>
               <w:jc w:val="center"/>
               <w:rPr>
                 <w:b/>
@@ -736,6 +763,7 @@
           </w:tcPr>
           <w:p>
             <w:pPr>
+              <w:spacing w:line="300" w:lineRule="auto"/>
               <w:jc w:val="center"/>
               <w:rPr>
                 <w:b/>
@@ -761,6 +789,7 @@
           </w:tcPr>
           <w:p>
             <w:pPr>
+              <w:spacing w:line="300" w:lineRule="auto"/>
               <w:jc w:val="center"/>
               <w:rPr>
                 <w:b/>
@@ -786,6 +815,7 @@
           </w:tcPr>
           <w:p>
             <w:pPr>
+              <w:spacing w:line="300" w:lineRule="auto"/>
               <w:jc w:val="center"/>
               <w:rPr>
                 <w:b/>
@@ -811,6 +841,7 @@
           </w:tcPr>
           <w:p>
             <w:pPr>
+              <w:spacing w:line="300" w:lineRule="auto"/>
               <w:jc w:val="center"/>
               <w:rPr>
                 <w:b/>
@@ -836,6 +867,7 @@
           </w:tcPr>
           <w:p>
             <w:pPr>
+              <w:spacing w:line="300" w:lineRule="auto"/>
               <w:jc w:val="center"/>
               <w:rPr>
                 <w:b/>
@@ -861,6 +893,7 @@
           </w:tcPr>
           <w:p>
             <w:pPr>
+              <w:spacing w:line="300" w:lineRule="auto"/>
               <w:jc w:val="center"/>
               <w:rPr>
                 <w:b/>
@@ -886,6 +919,7 @@
           </w:tcPr>
           <w:p>
             <w:pPr>
+              <w:spacing w:line="300" w:lineRule="auto"/>
               <w:jc w:val="center"/>
               <w:rPr>
                 <w:b/>
@@ -917,6 +951,7 @@
           </w:tcPr>
           <w:p>
             <w:pPr>
+              <w:spacing w:line="300" w:lineRule="auto"/>
               <w:jc w:val="center"/>
               <w:rPr>
                 <w:b/>
@@ -943,6 +978,7 @@
           </w:tcPr>
           <w:p>
             <w:pPr>
+              <w:spacing w:line="300" w:lineRule="auto"/>
               <w:jc w:val="center"/>
               <w:rPr>
                 <w:b/>
@@ -968,6 +1004,7 @@
           </w:tcPr>
           <w:p>
             <w:pPr>
+              <w:spacing w:line="300" w:lineRule="auto"/>
               <w:jc w:val="center"/>
               <w:rPr>
                 <w:b/>
@@ -1001,6 +1038,7 @@
           </w:tcPr>
           <w:p>
             <w:pPr>
+              <w:spacing w:line="300" w:lineRule="auto"/>
               <w:jc w:val="center"/>
               <w:rPr>
                 <w:b/>
@@ -1026,6 +1064,7 @@
           </w:tcPr>
           <w:p>
             <w:pPr>
+              <w:spacing w:line="300" w:lineRule="auto"/>
               <w:jc w:val="center"/>
               <w:rPr>
                 <w:b/>
@@ -1060,6 +1099,7 @@
           </w:tcPr>
           <w:p>
             <w:pPr>
+              <w:spacing w:line="300" w:lineRule="auto"/>
               <w:jc w:val="center"/>
               <w:rPr>
                 <w:b/>
@@ -1077,6 +1117,7 @@
           </w:tcPr>
           <w:p>
             <w:pPr>
+              <w:spacing w:line="300" w:lineRule="auto"/>
               <w:jc w:val="center"/>
               <w:rPr>
                 <w:b/>
@@ -1094,6 +1135,7 @@
           </w:tcPr>
           <w:p>
             <w:pPr>
+              <w:spacing w:line="300" w:lineRule="auto"/>
               <w:jc w:val="center"/>
               <w:rPr>
                 <w:b/>
@@ -1133,6 +1175,7 @@
           </w:tcPr>
           <w:p>
             <w:pPr>
+              <w:spacing w:line="300" w:lineRule="auto"/>
               <w:jc w:val="center"/>
               <w:rPr>
                 <w:b/>
@@ -1165,6 +1208,7 @@
           </w:tcPr>
           <w:p>
             <w:pPr>
+              <w:spacing w:line="300" w:lineRule="auto"/>
               <w:jc w:val="center"/>
               <w:rPr>
                 <w:b/>
@@ -1181,6 +1225,7 @@
           </w:tcPr>
           <w:p>
             <w:pPr>
+              <w:spacing w:line="300" w:lineRule="auto"/>
               <w:jc w:val="center"/>
               <w:rPr>
                 <w:b/>
@@ -1196,6 +1241,7 @@
           </w:tcPr>
           <w:p>
             <w:pPr>
+              <w:spacing w:line="300" w:lineRule="auto"/>
               <w:jc w:val="center"/>
               <w:rPr>
                 <w:b/>
@@ -1209,6 +1255,7 @@
     </w:tbl>
     <w:p>
       <w:pPr>
+        <w:spacing w:after="0" w:line="300" w:lineRule="auto"/>
         <w:rPr>
           <w:rFonts w:ascii="Times New Roman" w:hAnsi="Times New Roman" w:cs="Times New Roman"/>
         </w:rPr>
@@ -1235,7 +1282,7 @@
           </w:tcPr>
           <w:p>
             <w:pPr>
-              <w:spacing w:before="120" w:line="276" w:lineRule="auto"/>
+              <w:spacing w:after="0" w:line="300" w:lineRule="auto"/>
               <w:jc w:val="center"/>
               <w:rPr>
                 <w:rFonts w:ascii="Times New Roman" w:hAnsi="Times New Roman" w:cs="Times New Roman"/>
@@ -1252,6 +1299,7 @@
           </w:p>
           <w:p>
             <w:pPr>
+              <w:spacing w:after="0" w:line="300" w:lineRule="auto"/>
               <w:jc w:val="center"/>
               <w:rPr>
                 <w:rFonts w:ascii="Times New Roman" w:hAnsi="Times New Roman" w:cs="Times New Roman"/>
@@ -1286,6 +1334,7 @@
           </w:p>
           <w:p>
             <w:pPr>
+              <w:spacing w:after="0" w:line="300" w:lineRule="auto"/>
               <w:jc w:val="center"/>
               <w:rPr>
                 <w:rFonts w:ascii="Times New Roman" w:hAnsi="Times New Roman" w:cs="Times New Roman"/>
@@ -1302,6 +1351,7 @@
           </w:p>
           <w:p>
             <w:pPr>
+              <w:spacing w:after="0" w:line="300" w:lineRule="auto"/>
               <w:jc w:val="center"/>
               <w:rPr>
                 <w:rFonts w:ascii="Times New Roman" w:hAnsi="Times New Roman" w:cs="Times New Roman"/>
@@ -1311,6 +1361,7 @@
           </w:p>
           <w:p>
             <w:pPr>
+              <w:spacing w:after="0" w:line="300" w:lineRule="auto"/>
               <w:jc w:val="center"/>
               <w:rPr>
                 <w:rFonts w:ascii="Times New Roman" w:hAnsi="Times New Roman" w:cs="Times New Roman"/>
@@ -1320,6 +1371,7 @@
           </w:p>
           <w:p>
             <w:pPr>
+              <w:spacing w:after="0" w:line="300" w:lineRule="auto"/>
               <w:jc w:val="center"/>
               <w:rPr>
                 <w:rFonts w:ascii="Times New Roman" w:hAnsi="Times New Roman" w:cs="Times New Roman"/>
@@ -1329,7 +1381,7 @@
           </w:p>
           <w:p>
             <w:pPr>
-              <w:spacing w:before="120" w:line="276" w:lineRule="auto"/>
+              <w:spacing w:after="0" w:line="300" w:lineRule="auto"/>
               <w:jc w:val="center"/>
               <w:rPr>
                 <w:rFonts w:ascii="Times New Roman" w:hAnsi="Times New Roman" w:cs="Times New Roman"/>
@@ -1343,7 +1395,6 @@
                 <w:sz w:val="23"/>
                 <w:szCs w:val="23"/>
               </w:rPr>
-              <w:lastRenderedPageBreak/>
               <w:t>{</w:t>
             </w:r>
             <w:proofErr w:type="spellStart"/>
@@ -1369,6 +1420,7 @@
           </w:p>
           <w:p>
             <w:pPr>
+              <w:spacing w:after="0" w:line="300" w:lineRule="auto"/>
               <w:jc w:val="center"/>
               <w:rPr>
                 <w:rFonts w:ascii="Times New Roman" w:hAnsi="Times New Roman" w:cs="Times New Roman"/>
@@ -1380,6 +1432,7 @@
     </w:tbl>
     <w:p>
       <w:pPr>
+        <w:spacing w:after="0" w:line="300" w:lineRule="auto"/>
         <w:rPr>
           <w:rFonts w:ascii="Times New Roman" w:hAnsi="Times New Roman" w:cs="Times New Roman"/>
         </w:rPr>
